--- a/cheatsheets/Speak_Before_the_Reveal_General_Practice.docx
+++ b/cheatsheets/Speak_Before_the_Reveal_General_Practice.docx
@@ -213,13 +213,7 @@
         <w:rPr>
           <w:rFonts w:cs="Cambria"/>
         </w:rPr>
-        <w:t>Speak your reasoning aloud while the scribe is still recording, so that your examination, your read of this patient and your plan, not the AI’s reconstruction, anchor the record. Finish the consultation, dictate the prompts below, and only then stop the recording. Work through them and skip what does not apply. The scribe reliably captures what was said in the room: the history, the numbers you read out, the advice you gave. It cannot capture what you saw, what you already knew about this patient, or what y</w:t>
-      </w:r>
-      <w:r>
-        <w:rPr>
-          <w:rFonts w:cs="Cambria"/>
-        </w:rPr>
-        <w:t>ou decided in silence. Those are the items below.</w:t>
+        <w:t>Speak your reasoning aloud while the scribe is still recording, so that your examination, your read of this patient and your plan, not the AI’s reconstruction, anchor the record. Finish the consultation, dictate the prompts below, and only then stop the recording. Work through them and skip what does not apply. The scribe reliably captures what was said in the room: the history, the numbers you read out, the advice you gave. It cannot capture what you saw, what you already knew about this patient, or what you decided in silence. Those are the items below.</w:t>
       </w:r>
     </w:p>
     <w:p>
@@ -861,13 +855,7 @@
         <w:rPr>
           <w:rFonts w:cs="Cambria"/>
         </w:rPr>
-        <w:t xml:space="preserve">A one-line summary carrying its qualifiers · acute or chronic · sudden or gradual · progressive or resolving · single system or multisystem · why they came today rather than last week or next month · the concern they arrived with, as distinct from the one you addressed · what else was raised and deliberately deferred · how the problems interact in multimorbidity · the social and occupational context bearing on the medical problem · whether the label is yours or inherited from a letter, a previous entry, or </w:t>
-      </w:r>
-      <w:r>
-        <w:rPr>
-          <w:rFonts w:cs="Cambria"/>
-        </w:rPr>
-        <w:t>the patient.</w:t>
+        <w:t>A one-line summary carrying its qualifiers · acute or chronic · sudden or gradual · progressive or resolving · single system or multisystem · why they came today rather than last week or next month · the concern they arrived with, as distinct from the one you addressed · what else was raised and deliberately deferred · how the problems interact in multimorbidity · the social and occupational context bearing on the medical problem · whether the label is yours or inherited from a letter, a previous entry, or the patient.</w:t>
       </w:r>
     </w:p>
     <w:p>
@@ -1186,7 +1174,6 @@
           <w:color w:val="0F6E6E"/>
           <w:sz w:val="16"/>
         </w:rPr>
-        <w:lastRenderedPageBreak/>
         <w:t>Plan</w:t>
       </w:r>
     </w:p>
@@ -1219,6 +1206,7 @@
                 <w:color w:val="0B4F4F"/>
                 <w:sz w:val="22"/>
               </w:rPr>
+              <w:lastRenderedPageBreak/>
               <w:t>Plan and its reasoning</w:t>
             </w:r>
             <w:r>
@@ -1997,10 +1985,16 @@
       </w:r>
     </w:p>
     <w:sectPr>
-      <w:footerReference w:type="default" r:id="rId8"/>
+      <w:headerReference w:type="even" r:id="rId8"/>
+      <w:headerReference w:type="default" r:id="rId9"/>
+      <w:footerReference w:type="even" r:id="rId10"/>
+      <w:footerReference w:type="default" r:id="rId11"/>
+      <w:headerReference w:type="first" r:id="rId12"/>
+      <w:footerReference w:type="first" r:id="rId13"/>
       <w:pgSz w:w="11906" w:h="16838"/>
       <w:pgMar w:top="595" w:right="595" w:bottom="595" w:left="595" w:header="720" w:footer="340" w:gutter="0"/>
       <w:cols w:space="720"/>
+      <w:titlePg/>
       <w:docGrid w:linePitch="360"/>
     </w:sectPr>
   </w:body>
@@ -2030,6 +2024,16 @@
 <w:ftr xmlns:wpc="http://schemas.microsoft.com/office/word/2010/wordprocessingCanvas" xmlns:cx="http://schemas.microsoft.com/office/drawing/2014/chartex" xmlns:cx1="http://schemas.microsoft.com/office/drawing/2015/9/8/chartex" xmlns:cx2="http://schemas.microsoft.com/office/drawing/2015/10/21/chartex" xmlns:cx3="http://schemas.microsoft.com/office/drawing/2016/5/9/chartex" xmlns:cx4="http://schemas.microsoft.com/office/drawing/2016/5/10/chartex" xmlns:cx5="http://schemas.microsoft.com/office/drawing/2016/5/11/chartex" xmlns:cx6="http://schemas.microsoft.com/office/drawing/2016/5/12/chartex" xmlns:cx7="http://schemas.microsoft.com/office/drawing/2016/5/13/chartex" xmlns:cx8="http://schemas.microsoft.com/office/drawing/2016/5/14/chartex" xmlns:mc="http://schemas.openxmlformats.org/markup-compatibility/2006" xmlns:aink="http://schemas.microsoft.com/office/drawing/2016/ink" xmlns:am3d="http://schemas.microsoft.com/office/drawing/2017/model3d" xmlns:o="urn:schemas-microsoft-com:office:office" xmlns:oel="http://schemas.microsoft.com/office/2019/extlst" xmlns:r="http://schemas.openxmlformats.org/officeDocument/2006/relationships" xmlns:m="http://schemas.openxmlformats.org/officeDocument/2006/math" xmlns:v="urn:schemas-microsoft-com:vml" xmlns:wp14="http://schemas.microsoft.com/office/word/2010/wordprocessingDrawing" xmlns:wp="http://schemas.openxmlformats.org/drawingml/2006/wordprocessingDrawing" xmlns:w10="urn:schemas-microsoft-com:office:word" xmlns:w="http://schemas.openxmlformats.org/wordprocessingml/2006/main" xmlns:w14="http://schemas.microsoft.com/office/word/2010/wordml" xmlns:w15="http://schemas.microsoft.com/office/word/2012/wordml" xmlns:w16cex="http://schemas.microsoft.com/office/word/2018/wordml/cex" xmlns:w16cid="http://schemas.microsoft.com/office/word/2016/wordml/cid" xmlns:w16="http://schemas.microsoft.com/office/word/2018/wordml" xmlns:w16du="http://schemas.microsoft.com/office/word/2023/wordml/word16du" xmlns:w16sdtdh="http://schemas.microsoft.com/office/word/2020/wordml/sdtdatahash" xmlns:w16sdtfl="http://schemas.microsoft.com/office/word/2024/wordml/sdtformatlock" xmlns:w16se="http://schemas.microsoft.com/office/word/2015/wordml/symex" xmlns:wpg="http://schemas.microsoft.com/office/word/2010/wordprocessingGroup" xmlns:wpi="http://schemas.microsoft.com/office/word/2010/wordprocessingInk" xmlns:wne="http://schemas.microsoft.com/office/word/2006/wordml" xmlns:wps="http://schemas.microsoft.com/office/word/2010/wordprocessingShape" mc:Ignorable="w14 w15 w16se w16cid w16 w16cex w16sdtdh w16sdtfl w16du wp14">
   <w:p>
     <w:pPr>
+      <w:pStyle w:val="Footer"/>
+    </w:pPr>
+  </w:p>
+</w:ftr>
+</file>
+
+<file path=word/footer2.xml><?xml version="1.0" encoding="utf-8"?>
+<w:ftr xmlns:wpc="http://schemas.microsoft.com/office/word/2010/wordprocessingCanvas" xmlns:cx="http://schemas.microsoft.com/office/drawing/2014/chartex" xmlns:cx1="http://schemas.microsoft.com/office/drawing/2015/9/8/chartex" xmlns:cx2="http://schemas.microsoft.com/office/drawing/2015/10/21/chartex" xmlns:cx3="http://schemas.microsoft.com/office/drawing/2016/5/9/chartex" xmlns:cx4="http://schemas.microsoft.com/office/drawing/2016/5/10/chartex" xmlns:cx5="http://schemas.microsoft.com/office/drawing/2016/5/11/chartex" xmlns:cx6="http://schemas.microsoft.com/office/drawing/2016/5/12/chartex" xmlns:cx7="http://schemas.microsoft.com/office/drawing/2016/5/13/chartex" xmlns:cx8="http://schemas.microsoft.com/office/drawing/2016/5/14/chartex" xmlns:mc="http://schemas.openxmlformats.org/markup-compatibility/2006" xmlns:aink="http://schemas.microsoft.com/office/drawing/2016/ink" xmlns:am3d="http://schemas.microsoft.com/office/drawing/2017/model3d" xmlns:o="urn:schemas-microsoft-com:office:office" xmlns:oel="http://schemas.microsoft.com/office/2019/extlst" xmlns:r="http://schemas.openxmlformats.org/officeDocument/2006/relationships" xmlns:m="http://schemas.openxmlformats.org/officeDocument/2006/math" xmlns:v="urn:schemas-microsoft-com:vml" xmlns:wp14="http://schemas.microsoft.com/office/word/2010/wordprocessingDrawing" xmlns:wp="http://schemas.openxmlformats.org/drawingml/2006/wordprocessingDrawing" xmlns:w10="urn:schemas-microsoft-com:office:word" xmlns:w="http://schemas.openxmlformats.org/wordprocessingml/2006/main" xmlns:w14="http://schemas.microsoft.com/office/word/2010/wordml" xmlns:w15="http://schemas.microsoft.com/office/word/2012/wordml" xmlns:w16cex="http://schemas.microsoft.com/office/word/2018/wordml/cex" xmlns:w16cid="http://schemas.microsoft.com/office/word/2016/wordml/cid" xmlns:w16="http://schemas.microsoft.com/office/word/2018/wordml" xmlns:w16du="http://schemas.microsoft.com/office/word/2023/wordml/word16du" xmlns:w16sdtdh="http://schemas.microsoft.com/office/word/2020/wordml/sdtdatahash" xmlns:w16sdtfl="http://schemas.microsoft.com/office/word/2024/wordml/sdtformatlock" xmlns:w16se="http://schemas.microsoft.com/office/word/2015/wordml/symex" xmlns:wpg="http://schemas.microsoft.com/office/word/2010/wordprocessingGroup" xmlns:wpi="http://schemas.microsoft.com/office/word/2010/wordprocessingInk" xmlns:wne="http://schemas.microsoft.com/office/word/2006/wordml" xmlns:wps="http://schemas.microsoft.com/office/word/2010/wordprocessingShape" mc:Ignorable="w14 w15 w16se w16cid w16 w16cex w16sdtdh w16sdtfl w16du wp14">
+  <w:p>
+    <w:pPr>
       <w:jc w:val="center"/>
     </w:pPr>
     <w:r>
@@ -2132,6 +2136,16 @@
       </w:rPr>
       <w:t>This sheet is an aid to documentation practice, not clinical advice. Its clinical content is the work of the clinician named above and has not been reviewed by the author of the method. All AI-generated output must be reviewed by the clinician who generated it. This sheet does not replace your own clinical templates, or your responsibility to maintain them and to meet your own medico-legal and service documentation requirements.</w:t>
     </w:r>
+  </w:p>
+</w:ftr>
+</file>
+
+<file path=word/footer3.xml><?xml version="1.0" encoding="utf-8"?>
+<w:ftr xmlns:wpc="http://schemas.microsoft.com/office/word/2010/wordprocessingCanvas" xmlns:cx="http://schemas.microsoft.com/office/drawing/2014/chartex" xmlns:cx1="http://schemas.microsoft.com/office/drawing/2015/9/8/chartex" xmlns:cx2="http://schemas.microsoft.com/office/drawing/2015/10/21/chartex" xmlns:cx3="http://schemas.microsoft.com/office/drawing/2016/5/9/chartex" xmlns:cx4="http://schemas.microsoft.com/office/drawing/2016/5/10/chartex" xmlns:cx5="http://schemas.microsoft.com/office/drawing/2016/5/11/chartex" xmlns:cx6="http://schemas.microsoft.com/office/drawing/2016/5/12/chartex" xmlns:cx7="http://schemas.microsoft.com/office/drawing/2016/5/13/chartex" xmlns:cx8="http://schemas.microsoft.com/office/drawing/2016/5/14/chartex" xmlns:mc="http://schemas.openxmlformats.org/markup-compatibility/2006" xmlns:aink="http://schemas.microsoft.com/office/drawing/2016/ink" xmlns:am3d="http://schemas.microsoft.com/office/drawing/2017/model3d" xmlns:o="urn:schemas-microsoft-com:office:office" xmlns:oel="http://schemas.microsoft.com/office/2019/extlst" xmlns:r="http://schemas.openxmlformats.org/officeDocument/2006/relationships" xmlns:m="http://schemas.openxmlformats.org/officeDocument/2006/math" xmlns:v="urn:schemas-microsoft-com:vml" xmlns:wp14="http://schemas.microsoft.com/office/word/2010/wordprocessingDrawing" xmlns:wp="http://schemas.openxmlformats.org/drawingml/2006/wordprocessingDrawing" xmlns:w10="urn:schemas-microsoft-com:office:word" xmlns:w="http://schemas.openxmlformats.org/wordprocessingml/2006/main" xmlns:w14="http://schemas.microsoft.com/office/word/2010/wordml" xmlns:w15="http://schemas.microsoft.com/office/word/2012/wordml" xmlns:w16cex="http://schemas.microsoft.com/office/word/2018/wordml/cex" xmlns:w16cid="http://schemas.microsoft.com/office/word/2016/wordml/cid" xmlns:w16="http://schemas.microsoft.com/office/word/2018/wordml" xmlns:w16du="http://schemas.microsoft.com/office/word/2023/wordml/word16du" xmlns:w16sdtdh="http://schemas.microsoft.com/office/word/2020/wordml/sdtdatahash" xmlns:w16sdtfl="http://schemas.microsoft.com/office/word/2024/wordml/sdtformatlock" xmlns:w16se="http://schemas.microsoft.com/office/word/2015/wordml/symex" xmlns:wpg="http://schemas.microsoft.com/office/word/2010/wordprocessingGroup" xmlns:wpi="http://schemas.microsoft.com/office/word/2010/wordprocessingInk" xmlns:wne="http://schemas.microsoft.com/office/word/2006/wordml" xmlns:wps="http://schemas.microsoft.com/office/word/2010/wordprocessingShape" mc:Ignorable="w14 w15 w16se w16cid w16 w16cex w16sdtdh w16sdtfl w16du wp14">
+  <w:p>
+    <w:pPr>
+      <w:pStyle w:val="Footer"/>
+    </w:pPr>
   </w:p>
 </w:ftr>
 </file>
@@ -2153,6 +2167,36 @@
     </w:p>
   </w:footnote>
 </w:footnotes>
+</file>
+
+<file path=word/header1.xml><?xml version="1.0" encoding="utf-8"?>
+<w:hdr xmlns:wpc="http://schemas.microsoft.com/office/word/2010/wordprocessingCanvas" xmlns:cx="http://schemas.microsoft.com/office/drawing/2014/chartex" xmlns:cx1="http://schemas.microsoft.com/office/drawing/2015/9/8/chartex" xmlns:cx2="http://schemas.microsoft.com/office/drawing/2015/10/21/chartex" xmlns:cx3="http://schemas.microsoft.com/office/drawing/2016/5/9/chartex" xmlns:cx4="http://schemas.microsoft.com/office/drawing/2016/5/10/chartex" xmlns:cx5="http://schemas.microsoft.com/office/drawing/2016/5/11/chartex" xmlns:cx6="http://schemas.microsoft.com/office/drawing/2016/5/12/chartex" xmlns:cx7="http://schemas.microsoft.com/office/drawing/2016/5/13/chartex" xmlns:cx8="http://schemas.microsoft.com/office/drawing/2016/5/14/chartex" xmlns:mc="http://schemas.openxmlformats.org/markup-compatibility/2006" xmlns:aink="http://schemas.microsoft.com/office/drawing/2016/ink" xmlns:am3d="http://schemas.microsoft.com/office/drawing/2017/model3d" xmlns:o="urn:schemas-microsoft-com:office:office" xmlns:oel="http://schemas.microsoft.com/office/2019/extlst" xmlns:r="http://schemas.openxmlformats.org/officeDocument/2006/relationships" xmlns:m="http://schemas.openxmlformats.org/officeDocument/2006/math" xmlns:v="urn:schemas-microsoft-com:vml" xmlns:wp14="http://schemas.microsoft.com/office/word/2010/wordprocessingDrawing" xmlns:wp="http://schemas.openxmlformats.org/drawingml/2006/wordprocessingDrawing" xmlns:w10="urn:schemas-microsoft-com:office:word" xmlns:w="http://schemas.openxmlformats.org/wordprocessingml/2006/main" xmlns:w14="http://schemas.microsoft.com/office/word/2010/wordml" xmlns:w15="http://schemas.microsoft.com/office/word/2012/wordml" xmlns:w16cex="http://schemas.microsoft.com/office/word/2018/wordml/cex" xmlns:w16cid="http://schemas.microsoft.com/office/word/2016/wordml/cid" xmlns:w16="http://schemas.microsoft.com/office/word/2018/wordml" xmlns:w16du="http://schemas.microsoft.com/office/word/2023/wordml/word16du" xmlns:w16sdtdh="http://schemas.microsoft.com/office/word/2020/wordml/sdtdatahash" xmlns:w16sdtfl="http://schemas.microsoft.com/office/word/2024/wordml/sdtformatlock" xmlns:w16se="http://schemas.microsoft.com/office/word/2015/wordml/symex" xmlns:wpg="http://schemas.microsoft.com/office/word/2010/wordprocessingGroup" xmlns:wpi="http://schemas.microsoft.com/office/word/2010/wordprocessingInk" xmlns:wne="http://schemas.microsoft.com/office/word/2006/wordml" xmlns:wps="http://schemas.microsoft.com/office/word/2010/wordprocessingShape" mc:Ignorable="w14 w15 w16se w16cid w16 w16cex w16sdtdh w16sdtfl w16du wp14">
+  <w:p>
+    <w:pPr>
+      <w:pStyle w:val="Header"/>
+    </w:pPr>
+  </w:p>
+</w:hdr>
+</file>
+
+<file path=word/header2.xml><?xml version="1.0" encoding="utf-8"?>
+<w:hdr xmlns:wpc="http://schemas.microsoft.com/office/word/2010/wordprocessingCanvas" xmlns:cx="http://schemas.microsoft.com/office/drawing/2014/chartex" xmlns:cx1="http://schemas.microsoft.com/office/drawing/2015/9/8/chartex" xmlns:cx2="http://schemas.microsoft.com/office/drawing/2015/10/21/chartex" xmlns:cx3="http://schemas.microsoft.com/office/drawing/2016/5/9/chartex" xmlns:cx4="http://schemas.microsoft.com/office/drawing/2016/5/10/chartex" xmlns:cx5="http://schemas.microsoft.com/office/drawing/2016/5/11/chartex" xmlns:cx6="http://schemas.microsoft.com/office/drawing/2016/5/12/chartex" xmlns:cx7="http://schemas.microsoft.com/office/drawing/2016/5/13/chartex" xmlns:cx8="http://schemas.microsoft.com/office/drawing/2016/5/14/chartex" xmlns:mc="http://schemas.openxmlformats.org/markup-compatibility/2006" xmlns:aink="http://schemas.microsoft.com/office/drawing/2016/ink" xmlns:am3d="http://schemas.microsoft.com/office/drawing/2017/model3d" xmlns:o="urn:schemas-microsoft-com:office:office" xmlns:oel="http://schemas.microsoft.com/office/2019/extlst" xmlns:r="http://schemas.openxmlformats.org/officeDocument/2006/relationships" xmlns:m="http://schemas.openxmlformats.org/officeDocument/2006/math" xmlns:v="urn:schemas-microsoft-com:vml" xmlns:wp14="http://schemas.microsoft.com/office/word/2010/wordprocessingDrawing" xmlns:wp="http://schemas.openxmlformats.org/drawingml/2006/wordprocessingDrawing" xmlns:w10="urn:schemas-microsoft-com:office:word" xmlns:w="http://schemas.openxmlformats.org/wordprocessingml/2006/main" xmlns:w14="http://schemas.microsoft.com/office/word/2010/wordml" xmlns:w15="http://schemas.microsoft.com/office/word/2012/wordml" xmlns:w16cex="http://schemas.microsoft.com/office/word/2018/wordml/cex" xmlns:w16cid="http://schemas.microsoft.com/office/word/2016/wordml/cid" xmlns:w16="http://schemas.microsoft.com/office/word/2018/wordml" xmlns:w16du="http://schemas.microsoft.com/office/word/2023/wordml/word16du" xmlns:w16sdtdh="http://schemas.microsoft.com/office/word/2020/wordml/sdtdatahash" xmlns:w16sdtfl="http://schemas.microsoft.com/office/word/2024/wordml/sdtformatlock" xmlns:w16se="http://schemas.microsoft.com/office/word/2015/wordml/symex" xmlns:wpg="http://schemas.microsoft.com/office/word/2010/wordprocessingGroup" xmlns:wpi="http://schemas.microsoft.com/office/word/2010/wordprocessingInk" xmlns:wne="http://schemas.microsoft.com/office/word/2006/wordml" xmlns:wps="http://schemas.microsoft.com/office/word/2010/wordprocessingShape" mc:Ignorable="w14 w15 w16se w16cid w16 w16cex w16sdtdh w16sdtfl w16du wp14">
+  <w:p>
+    <w:pPr>
+      <w:pStyle w:val="Header"/>
+    </w:pPr>
+  </w:p>
+</w:hdr>
+</file>
+
+<file path=word/header3.xml><?xml version="1.0" encoding="utf-8"?>
+<w:hdr xmlns:wpc="http://schemas.microsoft.com/office/word/2010/wordprocessingCanvas" xmlns:cx="http://schemas.microsoft.com/office/drawing/2014/chartex" xmlns:cx1="http://schemas.microsoft.com/office/drawing/2015/9/8/chartex" xmlns:cx2="http://schemas.microsoft.com/office/drawing/2015/10/21/chartex" xmlns:cx3="http://schemas.microsoft.com/office/drawing/2016/5/9/chartex" xmlns:cx4="http://schemas.microsoft.com/office/drawing/2016/5/10/chartex" xmlns:cx5="http://schemas.microsoft.com/office/drawing/2016/5/11/chartex" xmlns:cx6="http://schemas.microsoft.com/office/drawing/2016/5/12/chartex" xmlns:cx7="http://schemas.microsoft.com/office/drawing/2016/5/13/chartex" xmlns:cx8="http://schemas.microsoft.com/office/drawing/2016/5/14/chartex" xmlns:mc="http://schemas.openxmlformats.org/markup-compatibility/2006" xmlns:aink="http://schemas.microsoft.com/office/drawing/2016/ink" xmlns:am3d="http://schemas.microsoft.com/office/drawing/2017/model3d" xmlns:o="urn:schemas-microsoft-com:office:office" xmlns:oel="http://schemas.microsoft.com/office/2019/extlst" xmlns:r="http://schemas.openxmlformats.org/officeDocument/2006/relationships" xmlns:m="http://schemas.openxmlformats.org/officeDocument/2006/math" xmlns:v="urn:schemas-microsoft-com:vml" xmlns:wp14="http://schemas.microsoft.com/office/word/2010/wordprocessingDrawing" xmlns:wp="http://schemas.openxmlformats.org/drawingml/2006/wordprocessingDrawing" xmlns:w10="urn:schemas-microsoft-com:office:word" xmlns:w="http://schemas.openxmlformats.org/wordprocessingml/2006/main" xmlns:w14="http://schemas.microsoft.com/office/word/2010/wordml" xmlns:w15="http://schemas.microsoft.com/office/word/2012/wordml" xmlns:w16cex="http://schemas.microsoft.com/office/word/2018/wordml/cex" xmlns:w16cid="http://schemas.microsoft.com/office/word/2016/wordml/cid" xmlns:w16="http://schemas.microsoft.com/office/word/2018/wordml" xmlns:w16du="http://schemas.microsoft.com/office/word/2023/wordml/word16du" xmlns:w16sdtdh="http://schemas.microsoft.com/office/word/2020/wordml/sdtdatahash" xmlns:w16sdtfl="http://schemas.microsoft.com/office/word/2024/wordml/sdtformatlock" xmlns:w16se="http://schemas.microsoft.com/office/word/2015/wordml/symex" xmlns:wpg="http://schemas.microsoft.com/office/word/2010/wordprocessingGroup" xmlns:wpi="http://schemas.microsoft.com/office/word/2010/wordprocessingInk" xmlns:wne="http://schemas.microsoft.com/office/word/2006/wordml" xmlns:wps="http://schemas.microsoft.com/office/word/2010/wordprocessingShape" mc:Ignorable="w14 w15 w16se w16cid w16 w16cex w16sdtdh w16sdtfl w16du wp14">
+  <w:p>
+    <w:pPr>
+      <w:pStyle w:val="Header"/>
+    </w:pPr>
+  </w:p>
+</w:hdr>
 </file>
 
 <file path=word/numbering.xml><?xml version="1.0" encoding="utf-8"?>

--- a/cheatsheets/Speak_Before_the_Reveal_General_Practice.docx
+++ b/cheatsheets/Speak_Before_the_Reveal_General_Practice.docx
@@ -1955,7 +1955,7 @@
           <w:i/>
           <w:sz w:val="16"/>
         </w:rPr>
-        <w:t>Generated using the Speak Before the Reveal reference guide skill. Method: Jurblum M. Speak Before the Reveal: Seven Solutions to Governing AI Scribe Deskilling Risk in Psychiatry and Mental Health Services. Preprint, 28 July 2026. https://doi.org/10.2139/ssrn.7317778</w:t>
+        <w:t>Generated using the Speak Before the Reveal reference guide skill. Method: Jurblum M. Speak Before the Reveal: Seven Solutions to Governing AI Scribe Deskilling Risk in Psychiatry and Mental Health Services. Preprint, 28 July 2026. https://doi.org/10.2139/ssrn.7317778   Skill: https://doi.org/10.5281/zenodo.22331969</w:t>
       </w:r>
     </w:p>
     <w:p>
